--- a/data/outputs/v2/Essential_Mathematics/SS1.2_Indices/Essential_Mathematics_Indices_SummaryTable.docx
+++ b/data/outputs/v2/Essential_Mathematics/SS1.2_Indices/Essential_Mathematics_Indices_SummaryTable.docx
@@ -38,6 +38,177 @@
           <w:szCs w:val="22"/>
         </w:rPr>
         <w:t xml:space="preserve">Sub-Strand 1.2: Indices — Teacher Reference (Pre-filled)</w:t>
+      </w:r>
+    </w:p>
+    <w:p>
+      <w:pPr>
+        <w:spacing w:after="80" w:before="120"/>
+      </w:pPr>
+      <w:r>
+        <w:rPr>
+          <w:rFonts w:ascii="Arial" w:cs="Arial" w:eastAsia="Arial" w:hAnsi="Arial"/>
+          <w:b/>
+          <w:bCs/>
+          <w:color w:val="1F3864"/>
+          <w:sz w:val="20"/>
+          <w:szCs w:val="20"/>
+        </w:rPr>
+        <w:t xml:space="preserve">ATTRIBUTION AND LICENSING</w:t>
+      </w:r>
+    </w:p>
+    <w:p>
+      <w:pPr>
+        <w:spacing w:after="60" w:before="0"/>
+      </w:pPr>
+      <w:r>
+        <w:rPr>
+          <w:rFonts w:ascii="Arial" w:cs="Arial" w:eastAsia="Arial" w:hAnsi="Arial"/>
+          <w:b/>
+          <w:bCs/>
+          <w:sz w:val="17"/>
+          <w:szCs w:val="17"/>
+        </w:rPr>
+        <w:t xml:space="preserve">Curriculum Alignment: </w:t>
+      </w:r>
+      <w:r>
+        <w:rPr>
+          <w:rFonts w:ascii="Arial" w:cs="Arial" w:eastAsia="Arial" w:hAnsi="Arial"/>
+          <w:sz w:val="17"/>
+          <w:szCs w:val="17"/>
+        </w:rPr>
+        <w:t xml:space="preserve">Structured in pedagogical alignment with the competence-based curriculum format and learning outcomes established by the Kenya Institute of Curriculum Development (KICD). This material is independently developed and is not officially endorsed or published by KICD.</w:t>
+      </w:r>
+    </w:p>
+    <w:p>
+      <w:pPr>
+        <w:spacing w:after="60" w:before="0"/>
+      </w:pPr>
+      <w:r>
+        <w:rPr>
+          <w:rFonts w:ascii="Arial" w:cs="Arial" w:eastAsia="Arial" w:hAnsi="Arial"/>
+          <w:b/>
+          <w:bCs/>
+          <w:sz w:val="17"/>
+          <w:szCs w:val="17"/>
+        </w:rPr>
+        <w:t xml:space="preserve">Content &amp; Pedagogy: </w:t>
+      </w:r>
+      <w:r>
+        <w:rPr>
+          <w:rFonts w:ascii="Arial" w:cs="Arial" w:eastAsia="Arial" w:hAnsi="Arial"/>
+          <w:sz w:val="17"/>
+          <w:szCs w:val="17"/>
+        </w:rPr>
+        <w:t xml:space="preserve">Developed and adapted by the educator team at SeaVuria (registered 501(c)(3) in the United States and registered NGO in Kenya, No. 872-850A-BF11), who designed the pedagogical framework, lesson templates and exemplar lessons on which this material is based.</w:t>
+      </w:r>
+    </w:p>
+    <w:p>
+      <w:pPr>
+        <w:spacing w:after="60" w:before="0"/>
+      </w:pPr>
+      <w:r>
+        <w:rPr>
+          <w:rFonts w:ascii="Arial" w:cs="Arial" w:eastAsia="Arial" w:hAnsi="Arial"/>
+          <w:b/>
+          <w:bCs/>
+          <w:sz w:val="17"/>
+          <w:szCs w:val="17"/>
+        </w:rPr>
+        <w:t xml:space="preserve">Production &amp; Layout: </w:t>
+      </w:r>
+      <w:r>
+        <w:rPr>
+          <w:rFonts w:ascii="Arial" w:cs="Arial" w:eastAsia="Arial" w:hAnsi="Arial"/>
+          <w:sz w:val="17"/>
+          <w:szCs w:val="17"/>
+        </w:rPr>
+        <w:t xml:space="preserve">Educational design and curriculum sequencing by SeaVuria. Technical layout, structural formatting, and digital optimization/implementation executed in partnership with ARES Education (registered 501(c)(3) in the United States and Canada (as Afretech Aid) and registered NGO in Kenya), with lesson drafting and compilation assisted by AI (Claude, Anthropic).</w:t>
+      </w:r>
+    </w:p>
+    <w:p>
+      <w:pPr>
+        <w:pBdr>
+          <w:bottom w:val="single" w:color="1F3864" w:sz="6" w:space="6"/>
+        </w:pBdr>
+        <w:spacing w:after="60" w:before="0"/>
+      </w:pPr>
+      <w:r>
+        <w:rPr>
+          <w:rFonts w:ascii="Arial" w:cs="Arial" w:eastAsia="Arial" w:hAnsi="Arial"/>
+          <w:b/>
+          <w:bCs/>
+          <w:sz w:val="17"/>
+          <w:szCs w:val="17"/>
+        </w:rPr>
+        <w:t xml:space="preserve">Licensing &amp; Copyright: </w:t>
+      </w:r>
+      <w:r>
+        <w:rPr>
+          <w:rFonts w:ascii="Arial" w:cs="Arial" w:eastAsia="Arial" w:hAnsi="Arial"/>
+          <w:sz w:val="17"/>
+          <w:szCs w:val="17"/>
+        </w:rPr>
+        <w:t xml:space="preserve">© 2026 SeaVuria and ARES. This work is licensed under a </w:t>
+      </w:r>
+      <w:hyperlink w:history="1" r:id="rId9uu6wf3tuho9qpfwtn8a3">
+        <w:r>
+          <w:rPr>
+            <w:rFonts w:ascii="Arial" w:cs="Arial" w:eastAsia="Arial" w:hAnsi="Arial"/>
+            <w:color w:val="1F6B75"/>
+            <w:sz w:val="17"/>
+            <w:szCs w:val="17"/>
+            <w:u w:val="single" w:color="1F6B75"/>
+          </w:rPr>
+          <w:t xml:space="preserve">Creative Commons Attribution-NonCommercial 4.0 International License</w:t>
+        </w:r>
+      </w:hyperlink>
+      <w:r>
+        <w:rPr>
+          <w:rFonts w:ascii="Arial" w:cs="Arial" w:eastAsia="Arial" w:hAnsi="Arial"/>
+          <w:sz w:val="17"/>
+          <w:szCs w:val="17"/>
+        </w:rPr>
+        <w:t xml:space="preserve"> (</w:t>
+      </w:r>
+      <w:hyperlink w:history="1" r:id="rIdsmktlme5-zjisj9kpdbvb">
+        <w:r>
+          <w:rPr>
+            <w:rFonts w:ascii="Arial" w:cs="Arial" w:eastAsia="Arial" w:hAnsi="Arial"/>
+            <w:color w:val="1F6B75"/>
+            <w:sz w:val="17"/>
+            <w:szCs w:val="17"/>
+            <w:u w:val="single" w:color="1F6B75"/>
+          </w:rPr>
+          <w:t xml:space="preserve">CC BY-NC 4.0</w:t>
+        </w:r>
+      </w:hyperlink>
+      <w:r>
+        <w:rPr>
+          <w:rFonts w:ascii="Arial" w:cs="Arial" w:eastAsia="Arial" w:hAnsi="Arial"/>
+          <w:sz w:val="17"/>
+          <w:szCs w:val="17"/>
+        </w:rPr>
+        <w:t xml:space="preserve">). To view a copy of this license, visit </w:t>
+      </w:r>
+      <w:hyperlink w:history="1" r:id="rIdznlouevdyzfdrys_bv7my">
+        <w:r>
+          <w:rPr>
+            <w:rFonts w:ascii="Arial" w:cs="Arial" w:eastAsia="Arial" w:hAnsi="Arial"/>
+            <w:color w:val="1F6B75"/>
+            <w:sz w:val="17"/>
+            <w:szCs w:val="17"/>
+            <w:u w:val="single" w:color="1F6B75"/>
+          </w:rPr>
+          <w:t xml:space="preserve">https://creativecommons.org/licenses/by-nc/4.0/</w:t>
+        </w:r>
+      </w:hyperlink>
+      <w:r>
+        <w:rPr>
+          <w:rFonts w:ascii="Arial" w:cs="Arial" w:eastAsia="Arial" w:hAnsi="Arial"/>
+          <w:sz w:val="17"/>
+          <w:szCs w:val="17"/>
+        </w:rPr>
+        <w:t xml:space="preserve">. You are free to copy, redistribute, and adapt this material in any medium or format, provided appropriate credit is given and the material is not used for commercial purposes. KICD learning outcomes and curriculum designations reproduced here for alignment purposes remain the property of KICD and are not covered by this license. Linked external resources (e.g. CK-12, Khan Academy, PhET) are subject to their own licenses.</w:t>
       </w:r>
     </w:p>
     <w:p>

--- a/data/outputs/v2/Essential_Mathematics/SS1.2_Indices/Essential_Mathematics_Indices_SummaryTable.docx
+++ b/data/outputs/v2/Essential_Mathematics/SS1.2_Indices/Essential_Mathematics_Indices_SummaryTable.docx
@@ -38,177 +38,6 @@
           <w:szCs w:val="22"/>
         </w:rPr>
         <w:t xml:space="preserve">Sub-Strand 1.2: Indices — Teacher Reference (Pre-filled)</w:t>
-      </w:r>
-    </w:p>
-    <w:p>
-      <w:pPr>
-        <w:spacing w:after="80" w:before="120"/>
-      </w:pPr>
-      <w:r>
-        <w:rPr>
-          <w:rFonts w:ascii="Arial" w:cs="Arial" w:eastAsia="Arial" w:hAnsi="Arial"/>
-          <w:b/>
-          <w:bCs/>
-          <w:color w:val="1F3864"/>
-          <w:sz w:val="20"/>
-          <w:szCs w:val="20"/>
-        </w:rPr>
-        <w:t xml:space="preserve">ATTRIBUTION AND LICENSING</w:t>
-      </w:r>
-    </w:p>
-    <w:p>
-      <w:pPr>
-        <w:spacing w:after="60" w:before="0"/>
-      </w:pPr>
-      <w:r>
-        <w:rPr>
-          <w:rFonts w:ascii="Arial" w:cs="Arial" w:eastAsia="Arial" w:hAnsi="Arial"/>
-          <w:b/>
-          <w:bCs/>
-          <w:sz w:val="17"/>
-          <w:szCs w:val="17"/>
-        </w:rPr>
-        <w:t xml:space="preserve">Curriculum Alignment: </w:t>
-      </w:r>
-      <w:r>
-        <w:rPr>
-          <w:rFonts w:ascii="Arial" w:cs="Arial" w:eastAsia="Arial" w:hAnsi="Arial"/>
-          <w:sz w:val="17"/>
-          <w:szCs w:val="17"/>
-        </w:rPr>
-        <w:t xml:space="preserve">Structured in pedagogical alignment with the competence-based curriculum format and learning outcomes established by the Kenya Institute of Curriculum Development (KICD). This material is independently developed and is not officially endorsed or published by KICD.</w:t>
-      </w:r>
-    </w:p>
-    <w:p>
-      <w:pPr>
-        <w:spacing w:after="60" w:before="0"/>
-      </w:pPr>
-      <w:r>
-        <w:rPr>
-          <w:rFonts w:ascii="Arial" w:cs="Arial" w:eastAsia="Arial" w:hAnsi="Arial"/>
-          <w:b/>
-          <w:bCs/>
-          <w:sz w:val="17"/>
-          <w:szCs w:val="17"/>
-        </w:rPr>
-        <w:t xml:space="preserve">Content &amp; Pedagogy: </w:t>
-      </w:r>
-      <w:r>
-        <w:rPr>
-          <w:rFonts w:ascii="Arial" w:cs="Arial" w:eastAsia="Arial" w:hAnsi="Arial"/>
-          <w:sz w:val="17"/>
-          <w:szCs w:val="17"/>
-        </w:rPr>
-        <w:t xml:space="preserve">Developed and adapted by the educator team at SeaVuria (registered 501(c)(3) in the United States and registered NGO in Kenya, No. 872-850A-BF11), who designed the pedagogical framework, lesson templates and exemplar lessons on which this material is based.</w:t>
-      </w:r>
-    </w:p>
-    <w:p>
-      <w:pPr>
-        <w:spacing w:after="60" w:before="0"/>
-      </w:pPr>
-      <w:r>
-        <w:rPr>
-          <w:rFonts w:ascii="Arial" w:cs="Arial" w:eastAsia="Arial" w:hAnsi="Arial"/>
-          <w:b/>
-          <w:bCs/>
-          <w:sz w:val="17"/>
-          <w:szCs w:val="17"/>
-        </w:rPr>
-        <w:t xml:space="preserve">Production &amp; Layout: </w:t>
-      </w:r>
-      <w:r>
-        <w:rPr>
-          <w:rFonts w:ascii="Arial" w:cs="Arial" w:eastAsia="Arial" w:hAnsi="Arial"/>
-          <w:sz w:val="17"/>
-          <w:szCs w:val="17"/>
-        </w:rPr>
-        <w:t xml:space="preserve">Educational design and curriculum sequencing by SeaVuria. Technical layout, structural formatting, and digital optimization/implementation executed in partnership with ARES Education (registered 501(c)(3) in the United States and Canada (as Afretech Aid) and registered NGO in Kenya), with lesson drafting and compilation assisted by AI (Claude, Anthropic).</w:t>
-      </w:r>
-    </w:p>
-    <w:p>
-      <w:pPr>
-        <w:pBdr>
-          <w:bottom w:val="single" w:color="1F3864" w:sz="6" w:space="6"/>
-        </w:pBdr>
-        <w:spacing w:after="60" w:before="0"/>
-      </w:pPr>
-      <w:r>
-        <w:rPr>
-          <w:rFonts w:ascii="Arial" w:cs="Arial" w:eastAsia="Arial" w:hAnsi="Arial"/>
-          <w:b/>
-          <w:bCs/>
-          <w:sz w:val="17"/>
-          <w:szCs w:val="17"/>
-        </w:rPr>
-        <w:t xml:space="preserve">Licensing &amp; Copyright: </w:t>
-      </w:r>
-      <w:r>
-        <w:rPr>
-          <w:rFonts w:ascii="Arial" w:cs="Arial" w:eastAsia="Arial" w:hAnsi="Arial"/>
-          <w:sz w:val="17"/>
-          <w:szCs w:val="17"/>
-        </w:rPr>
-        <w:t xml:space="preserve">© 2026 SeaVuria and ARES. This work is licensed under a </w:t>
-      </w:r>
-      <w:hyperlink w:history="1" r:id="rId9uu6wf3tuho9qpfwtn8a3">
-        <w:r>
-          <w:rPr>
-            <w:rFonts w:ascii="Arial" w:cs="Arial" w:eastAsia="Arial" w:hAnsi="Arial"/>
-            <w:color w:val="1F6B75"/>
-            <w:sz w:val="17"/>
-            <w:szCs w:val="17"/>
-            <w:u w:val="single" w:color="1F6B75"/>
-          </w:rPr>
-          <w:t xml:space="preserve">Creative Commons Attribution-NonCommercial 4.0 International License</w:t>
-        </w:r>
-      </w:hyperlink>
-      <w:r>
-        <w:rPr>
-          <w:rFonts w:ascii="Arial" w:cs="Arial" w:eastAsia="Arial" w:hAnsi="Arial"/>
-          <w:sz w:val="17"/>
-          <w:szCs w:val="17"/>
-        </w:rPr>
-        <w:t xml:space="preserve"> (</w:t>
-      </w:r>
-      <w:hyperlink w:history="1" r:id="rIdsmktlme5-zjisj9kpdbvb">
-        <w:r>
-          <w:rPr>
-            <w:rFonts w:ascii="Arial" w:cs="Arial" w:eastAsia="Arial" w:hAnsi="Arial"/>
-            <w:color w:val="1F6B75"/>
-            <w:sz w:val="17"/>
-            <w:szCs w:val="17"/>
-            <w:u w:val="single" w:color="1F6B75"/>
-          </w:rPr>
-          <w:t xml:space="preserve">CC BY-NC 4.0</w:t>
-        </w:r>
-      </w:hyperlink>
-      <w:r>
-        <w:rPr>
-          <w:rFonts w:ascii="Arial" w:cs="Arial" w:eastAsia="Arial" w:hAnsi="Arial"/>
-          <w:sz w:val="17"/>
-          <w:szCs w:val="17"/>
-        </w:rPr>
-        <w:t xml:space="preserve">). To view a copy of this license, visit </w:t>
-      </w:r>
-      <w:hyperlink w:history="1" r:id="rIdznlouevdyzfdrys_bv7my">
-        <w:r>
-          <w:rPr>
-            <w:rFonts w:ascii="Arial" w:cs="Arial" w:eastAsia="Arial" w:hAnsi="Arial"/>
-            <w:color w:val="1F6B75"/>
-            <w:sz w:val="17"/>
-            <w:szCs w:val="17"/>
-            <w:u w:val="single" w:color="1F6B75"/>
-          </w:rPr>
-          <w:t xml:space="preserve">https://creativecommons.org/licenses/by-nc/4.0/</w:t>
-        </w:r>
-      </w:hyperlink>
-      <w:r>
-        <w:rPr>
-          <w:rFonts w:ascii="Arial" w:cs="Arial" w:eastAsia="Arial" w:hAnsi="Arial"/>
-          <w:sz w:val="17"/>
-          <w:szCs w:val="17"/>
-        </w:rPr>
-        <w:t xml:space="preserve">. You are free to copy, redistribute, and adapt this material in any medium or format, provided appropriate credit is given and the material is not used for commercial purposes. KICD learning outcomes and curriculum designations reproduced here for alignment purposes remain the property of KICD and are not covered by this license. Linked external resources (e.g. CK-12, Khan Academy, PhET) are subject to their own licenses.</w:t>
       </w:r>
     </w:p>
     <w:p>
@@ -1848,6 +1677,185 @@
         </w:tc>
       </w:tr>
     </w:tbl>
+    <w:p>
+      <w:pPr>
+        <w:spacing w:after="120"/>
+      </w:pPr>
+      <w:r>
+        <w:t xml:space="preserve"/>
+      </w:r>
+    </w:p>
+    <w:p>
+      <w:pPr>
+        <w:spacing w:after="80" w:before="120"/>
+      </w:pPr>
+      <w:r>
+        <w:rPr>
+          <w:rFonts w:ascii="Arial" w:cs="Arial" w:eastAsia="Arial" w:hAnsi="Arial"/>
+          <w:b/>
+          <w:bCs/>
+          <w:color w:val="1F3864"/>
+          <w:sz w:val="20"/>
+          <w:szCs w:val="20"/>
+        </w:rPr>
+        <w:t xml:space="preserve">ATTRIBUTION AND LICENSING</w:t>
+      </w:r>
+    </w:p>
+    <w:p>
+      <w:pPr>
+        <w:spacing w:after="60" w:before="0"/>
+      </w:pPr>
+      <w:r>
+        <w:rPr>
+          <w:rFonts w:ascii="Arial" w:cs="Arial" w:eastAsia="Arial" w:hAnsi="Arial"/>
+          <w:b/>
+          <w:bCs/>
+          <w:sz w:val="17"/>
+          <w:szCs w:val="17"/>
+        </w:rPr>
+        <w:t xml:space="preserve">Curriculum Alignment: </w:t>
+      </w:r>
+      <w:r>
+        <w:rPr>
+          <w:rFonts w:ascii="Arial" w:cs="Arial" w:eastAsia="Arial" w:hAnsi="Arial"/>
+          <w:sz w:val="17"/>
+          <w:szCs w:val="17"/>
+        </w:rPr>
+        <w:t xml:space="preserve">Structured in pedagogical alignment with the competence-based curriculum format and learning outcomes established by the Kenya Institute of Curriculum Development (KICD). This material is independently developed and is not officially endorsed or published by KICD.</w:t>
+      </w:r>
+    </w:p>
+    <w:p>
+      <w:pPr>
+        <w:spacing w:after="60" w:before="0"/>
+      </w:pPr>
+      <w:r>
+        <w:rPr>
+          <w:rFonts w:ascii="Arial" w:cs="Arial" w:eastAsia="Arial" w:hAnsi="Arial"/>
+          <w:b/>
+          <w:bCs/>
+          <w:sz w:val="17"/>
+          <w:szCs w:val="17"/>
+        </w:rPr>
+        <w:t xml:space="preserve">Content &amp; Pedagogy: </w:t>
+      </w:r>
+      <w:r>
+        <w:rPr>
+          <w:rFonts w:ascii="Arial" w:cs="Arial" w:eastAsia="Arial" w:hAnsi="Arial"/>
+          <w:sz w:val="17"/>
+          <w:szCs w:val="17"/>
+        </w:rPr>
+        <w:t xml:space="preserve">Developed and adapted by the educator team at SeaVuria (registered 501(c)(3) in the United States and registered NGO in Kenya, No. 872-850A-BF11), who designed the pedagogical framework, lesson templates and exemplar lessons on which this material is based.</w:t>
+      </w:r>
+    </w:p>
+    <w:p>
+      <w:pPr>
+        <w:spacing w:after="60" w:before="0"/>
+      </w:pPr>
+      <w:r>
+        <w:rPr>
+          <w:rFonts w:ascii="Arial" w:cs="Arial" w:eastAsia="Arial" w:hAnsi="Arial"/>
+          <w:b/>
+          <w:bCs/>
+          <w:sz w:val="17"/>
+          <w:szCs w:val="17"/>
+        </w:rPr>
+        <w:t xml:space="preserve">Production &amp; Layout: </w:t>
+      </w:r>
+      <w:r>
+        <w:rPr>
+          <w:rFonts w:ascii="Arial" w:cs="Arial" w:eastAsia="Arial" w:hAnsi="Arial"/>
+          <w:sz w:val="17"/>
+          <w:szCs w:val="17"/>
+        </w:rPr>
+        <w:t xml:space="preserve">Educational design and curriculum sequencing by SeaVuria. Technical layout, structural formatting, and digital optimization/implementation executed in partnership with ARES Education (registered 501(c)(3) in the United States and Canada (as Afretech Aid) and registered NGO in Kenya), with lesson drafting and compilation assisted by AI (Claude, Anthropic).</w:t>
+      </w:r>
+    </w:p>
+    <w:p>
+      <w:pPr>
+        <w:pBdr>
+          <w:bottom w:val="single" w:color="1F3864" w:sz="6" w:space="6"/>
+        </w:pBdr>
+        <w:spacing w:after="60" w:before="0"/>
+      </w:pPr>
+      <w:r>
+        <w:rPr>
+          <w:rFonts w:ascii="Arial" w:cs="Arial" w:eastAsia="Arial" w:hAnsi="Arial"/>
+          <w:b/>
+          <w:bCs/>
+          <w:sz w:val="17"/>
+          <w:szCs w:val="17"/>
+        </w:rPr>
+        <w:t xml:space="preserve">Licensing &amp; Copyright: </w:t>
+      </w:r>
+      <w:r>
+        <w:rPr>
+          <w:rFonts w:ascii="Arial" w:cs="Arial" w:eastAsia="Arial" w:hAnsi="Arial"/>
+          <w:sz w:val="17"/>
+          <w:szCs w:val="17"/>
+        </w:rPr>
+        <w:t xml:space="preserve">© 2026 SeaVuria and ARES. This work is licensed under a </w:t>
+      </w:r>
+      <w:hyperlink w:history="1" r:id="rIdv9iu3uoweizvralcykh8t">
+        <w:r>
+          <w:rPr>
+            <w:rFonts w:ascii="Arial" w:cs="Arial" w:eastAsia="Arial" w:hAnsi="Arial"/>
+            <w:color w:val="1F6B75"/>
+            <w:sz w:val="17"/>
+            <w:szCs w:val="17"/>
+            <w:u w:val="single" w:color="1F6B75"/>
+          </w:rPr>
+          <w:t xml:space="preserve">Creative Commons Attribution-NonCommercial 4.0 International License</w:t>
+        </w:r>
+      </w:hyperlink>
+      <w:r>
+        <w:rPr>
+          <w:rFonts w:ascii="Arial" w:cs="Arial" w:eastAsia="Arial" w:hAnsi="Arial"/>
+          <w:sz w:val="17"/>
+          <w:szCs w:val="17"/>
+        </w:rPr>
+        <w:t xml:space="preserve"> (</w:t>
+      </w:r>
+      <w:hyperlink w:history="1" r:id="rIdzaq-nisl6aajwuqjtovrb">
+        <w:r>
+          <w:rPr>
+            <w:rFonts w:ascii="Arial" w:cs="Arial" w:eastAsia="Arial" w:hAnsi="Arial"/>
+            <w:color w:val="1F6B75"/>
+            <w:sz w:val="17"/>
+            <w:szCs w:val="17"/>
+            <w:u w:val="single" w:color="1F6B75"/>
+          </w:rPr>
+          <w:t xml:space="preserve">CC BY-NC 4.0</w:t>
+        </w:r>
+      </w:hyperlink>
+      <w:r>
+        <w:rPr>
+          <w:rFonts w:ascii="Arial" w:cs="Arial" w:eastAsia="Arial" w:hAnsi="Arial"/>
+          <w:sz w:val="17"/>
+          <w:szCs w:val="17"/>
+        </w:rPr>
+        <w:t xml:space="preserve">). To view a copy of this license, visit </w:t>
+      </w:r>
+      <w:hyperlink w:history="1" r:id="rIdafveetrprjy0-pn6lqeg-">
+        <w:r>
+          <w:rPr>
+            <w:rFonts w:ascii="Arial" w:cs="Arial" w:eastAsia="Arial" w:hAnsi="Arial"/>
+            <w:color w:val="1F6B75"/>
+            <w:sz w:val="17"/>
+            <w:szCs w:val="17"/>
+            <w:u w:val="single" w:color="1F6B75"/>
+          </w:rPr>
+          <w:t xml:space="preserve">https://creativecommons.org/licenses/by-nc/4.0/</w:t>
+        </w:r>
+      </w:hyperlink>
+      <w:r>
+        <w:rPr>
+          <w:rFonts w:ascii="Arial" w:cs="Arial" w:eastAsia="Arial" w:hAnsi="Arial"/>
+          <w:sz w:val="17"/>
+          <w:szCs w:val="17"/>
+        </w:rPr>
+        <w:t xml:space="preserve">. You are free to copy, redistribute, and adapt this material in any medium or format, provided appropriate credit is given and the material is not used for commercial purposes. KICD learning outcomes and curriculum designations reproduced here for alignment purposes remain the property of KICD and are not covered by this license. Linked external resources (e.g. CK-12, Khan Academy, PhET) are subject to their own licenses.</w:t>
+      </w:r>
+    </w:p>
     <w:sectPr>
       <w:pgSz w:w="15840" w:h="12240" w:orient="landscape"/>
       <w:pgMar w:top="1080" w:right="1080" w:bottom="1080" w:left="1080" w:header="708" w:footer="708" w:gutter="0"/>

--- a/data/outputs/v2/Essential_Mathematics/SS1.2_Indices/Essential_Mathematics_Indices_SummaryTable.docx
+++ b/data/outputs/v2/Essential_Mathematics/SS1.2_Indices/Essential_Mathematics_Indices_SummaryTable.docx
@@ -564,7 +564,7 @@
                 <w:sz w:val="18"/>
                 <w:szCs w:val="18"/>
               </w:rPr>
-              <w:t xml:space="preserve">Students observed real-world quantities written in both long-form and index (exponential) form — for example, the national debt of Kenya expressed as a string of digits versus a compact power of 10, or the size of a maize grain's starch cell in decimal versus scientific notation. Teacher should display both representations side-by-side on the board and ask students to count the digits; the visible awkwardness of long-form notation is the anchoring phenomenon. Cold-call at least four students to read each number aloud — the stumbling and hesitation itself is pedagogically valuable evidence that a better notation is needed.</w:t>
+              <w:t xml:space="preserve">Two cards side by side: Card A shows Kenya's 2019 Census figure 47,564,296 written in full; Card B shows the approximation 4.8 × 10⁷. Learners also observed that numbers like 64 (counties originally planned), 729 (calories in ugali and sukuma wiki) and 100,000 (approximate population of Kericho) can each be written as a short chain of repeated prime-factor multiplications.</w:t>
             </w:r>
           </w:p>
         </w:tc>
@@ -596,7 +596,7 @@
                 <w:sz w:val="18"/>
                 <w:szCs w:val="18"/>
               </w:rPr>
-              <w:t xml:space="preserve">Students learned that a number written in index form has two parts: a BASE (the number being repeatedly multiplied) and an INDEX or POWER (the superscript count of how many times the base is multiplied by itself). For example, in 2⁵, the base is 2 and the index is 5. They learned to distinguish index notation from ordinary multiplication and recognised that index form is a compact shorthand — not a different value, just a more efficient representation of the same quantity.</w:t>
+              <w:t xml:space="preserve">A number written in index form has two parts: a BASE (the number being repeatedly multiplied) and an INDEX or POWER (the count of how many times the base is multiplied by itself). Index notation is a compact, unambiguous shorthand for repeated multiplication — the same shorthand that journalists, census planners and scientists use when working with Kenya's large national data.</w:t>
             </w:r>
           </w:p>
         </w:tc>
@@ -628,7 +628,7 @@
                 <w:sz w:val="18"/>
                 <w:szCs w:val="18"/>
               </w:rPr>
-              <w:t xml:space="preserve">Students explained why index notation exists by connecting it back to the anchoring phenomenon: writing 2×2×2×2×2 or 100,000,000,000 is error-prone and space-consuming, whereas 2⁵ and 10¹¹ are unambiguous and compact. Teacher should prompt students to articulate this in their own words: 'So why does a Kericho tea-estate accountant prefer writing 10⁹ shillings to writing 1,000,000,000 shillings?' Allow 30 seconds of wait time before cold-calling. Pedagogical note: ensure students do not yet conflate index notation with the laws — lesson 1 is purely about notation and motivation.</w:t>
+              <w:t xml:space="preserve">We can explain why Card B is more compact than Card A: the index 7 in 10⁷ tells us exactly how many times 10 is multiplied by itself, replacing seven individual multiplication symbols. We cannot yet explain what happens when two index expressions are multiplied or divided, why any number to the power zero equals 1, or how to use index notation for very small numbers like the mass of a maize grain — those questions are now posted on our Driving Question Board.</w:t>
             </w:r>
           </w:p>
         </w:tc>
@@ -713,7 +713,7 @@
                 <w:sz w:val="18"/>
                 <w:szCs w:val="18"/>
               </w:rPr>
-              <w:t xml:space="preserve">Students observed a structured set of examples moving from concrete repeated multiplication to index form and back: 3×3×3 = 3³ = 27; 5×5×5×5 = 5⁴ = 625; 10×10×10×10×10×10 = 10⁶ = 1,000,000. Teacher should write the expanded form first, invite students to count the factors aloud (choral counting), then introduce the index form. A second set of examples should run in reverse — given 4³, students expand and evaluate. Use the context of githeri portions: 'A farmer triples her githeri stock each day for 4 days starting from 1 bag — how many bags on day 4?' (Answer: 3⁴ = 81 bags.)</w:t>
+              <w:t xml:space="preserve">Learners examined County Population Cards (Nairobi ≈ 4.4 × 10⁶, Kisumu ≈ 1.2 × 10⁶, Mombasa ≈ 1.2 × 10⁶, Turkana ≈ 9.3 × 10⁵) from the KNBS 2019 Census and a KNBS maize harvest figure (≈ 3.5 × 10⁶ tonnes). They also observed six index expression cards (10³, 2⁵, 3⁴, 5³, 10⁶, 10⁷) and expanded each into repeated multiplication strings.</w:t>
             </w:r>
           </w:p>
         </w:tc>
@@ -745,7 +745,7 @@
                 <w:sz w:val="18"/>
                 <w:szCs w:val="18"/>
               </w:rPr>
-              <w:t xml:space="preserve">Learners learned that an index expression aⁿ means the base a multiplied by itself exactly n times, and that the process works in both directions: expanded form → index form (compression) and index form → expanded form → value (evaluation). They learned the vocabulary — base, index/exponent/power — and practised identifying each part in unfamiliar expressions such as 7², x³, and 10⁵. They also learned that the base can be any real number, including fractions and negative numbers, a point to revisit in later lessons.</w:t>
+              <w:t xml:space="preserve">Learners learned that an index expression aⁿ means the base a multiplied by itself n times (e.g. 2⁵ = 2×2×2×2×2 = 32). They learned to identify the BASE (number being multiplied) and the EXPONENT or INDEX or POWER (count of multiplications), and to write large real-world quantities — county populations and agricultural tonnage — in the compact form a × 10ⁿ (standard index form).</w:t>
             </w:r>
           </w:p>
         </w:tc>
@@ -777,7 +777,7 @@
                 <w:sz w:val="18"/>
                 <w:szCs w:val="18"/>
               </w:rPr>
-              <w:t xml:space="preserve">Students explained the relationship between expanded form and index form by constructing their own examples using Kenyan contexts — for instance, expressing the population growth of Nairobi as powers of 10. Teacher should ask: 'If I write 2⁵, how do I know it equals 32 and not 10?' (Expected answer: you expand it — 2×2×2×2×2 — and count five factors.) Pedagogical note: watch for the common misconception that aⁿ = a×n (e.g. students writing 2⁵ = 10). Immediately address this by having the offending student expand both sides and compare: 2×2×2×2×2 = 32 ≠ 2×5 = 10.</w:t>
+              <w:t xml:space="preserve">Learners explained why the 2019 Census figure for Kenya's national population (≈ 4.8 × 10⁷) uses a superscript 7: because 10⁷ = 10,000,000 (ten million), and the population is approximately 4.8 ten-millions. They connected the exponent directly to the number of times 10 is multiplied by itself, and articulated a rule linking the exponent to the magnitude of the number — building the conceptual foundation for the product and quotient laws of indices in Lessons 3 and 4.</w:t>
             </w:r>
           </w:p>
         </w:tc>
@@ -862,7 +862,7 @@
                 <w:sz w:val="18"/>
                 <w:szCs w:val="18"/>
               </w:rPr>
-              <w:t xml:space="preserve">Students observed a guided investigation: they expanded and evaluated pairs of same-base multiplications — 2³ × 2⁴, 3² × 3³, 5¹ × 5² — recording expanded forms and results in a table. Teacher should circulate and direct groups to count the total number of base factors after combining the expansions. The key observable pattern is that the total number of factors equals the sum of the two exponents, every time. Use a Rift Valley maize-storage scenario: 'A warehouse stores 2³ bags in Section A and 2⁴ bags in Section B — write the total as a single power of 2.' This grounds the abstract pattern in a countable, local context.</w:t>
+              <w:t xml:space="preserve">Learners expanded products of same-base powers (e.g. 2³ × 2⁴; 10² × 10³) step by step in a structured Expansion Table, counting all factors and recording results in index form across six rows including an abstract base row.</w:t>
             </w:r>
           </w:p>
         </w:tc>
@@ -894,7 +894,7 @@
                 <w:sz w:val="18"/>
                 <w:szCs w:val="18"/>
               </w:rPr>
-              <w:t xml:space="preserve">Students learned the Product Law of Indices: when two powers with the same base are multiplied, the exponents are added — aᵐ × aⁿ = aᵐ⁺ⁿ. They learned that this law works because expansion reveals that the total count of base factors is simply m + n. They also learned the critical boundary condition: the law applies ONLY when the bases are identical. Mixing bases (e.g. 2³ × 3⁴) does not simplify to a single power.</w:t>
+              <w:t xml:space="preserve">When two powers with the same base are multiplied, the exponent of the result equals the sum of the two exponents: aᵐ × aⁿ = aᵐ⁺ⁿ. This was confirmed numerically, algebraically, and through a Kericho tea-farm dilution scenario involving powers of 10.</w:t>
             </w:r>
           </w:p>
         </w:tc>
@@ -926,7 +926,7 @@
                 <w:sz w:val="18"/>
                 <w:szCs w:val="18"/>
               </w:rPr>
-              <w:t xml:space="preserve">Students explained the Product Law by verifying it with numerical examples from their investigation table and then applying it to a new scenario without expanding — for example, simplifying 10³ × 10⁵ = 10⁸ as used by a Kenyan meteorologist reporting rainfall data. Teacher should ask: 'How do you know adding the exponents gives the right answer — can you prove it without a calculator?' (Expected proof: expansion and factor counting.) Pedagogical note: insist that students state the law in words before writing it in symbols — this deepens conceptual understanding over rote rule-application.</w:t>
+              <w:t xml:space="preserve">The Product Law works because multiplying aᵐ by aⁿ places m copies of the base and n copies of the base into one continuous product — a total of m + n identical factors — which by definition equals aᵐ⁺ⁿ. This is why multiplying two large numbers written as powers of 10 (such as Kenyan census figures) only requires adding two small exponents rather than performing full multi-digit multiplication.</w:t>
             </w:r>
           </w:p>
         </w:tc>
@@ -1011,7 +1011,7 @@
                 <w:sz w:val="18"/>
                 <w:szCs w:val="18"/>
               </w:rPr>
-              <w:t xml:space="preserve">Students observed the cancellation pattern in division of same-base powers by expanding numerator and denominator and crossing out matching factors: e.g. 2⁵ ÷ 2² = (2×2×2×2×2)÷(2×2) — two 2s cancel, leaving 2³. Teacher should run this as a class demonstration first, then have pairs repeat with 3⁵ ÷ 3², 5⁴ ÷ 5¹, and 10⁷ ÷ 10⁴. The Uasin Gishu maize-harvest scenario anchors the lesson: 'A cooperative harvests 10⁶ kg of maize and distributes 10³ kg to each lorry — how many lorry-loads?' (10⁶ ÷ 10³ = 10³ = 1,000 lorry-loads.)</w:t>
+              <w:t xml:space="preserve">Learners expanded same-base division problems (e.g. 2⁵ ÷ 2², 10⁶ ÷ 10⁴, 3⁴ ÷ 3¹) in full and cancelled common factors in the numerator and denominator, recording the pattern in a structured four-column Discovery Card table.</w:t>
             </w:r>
           </w:p>
         </w:tc>
@@ -1043,7 +1043,7 @@
                 <w:sz w:val="18"/>
                 <w:szCs w:val="18"/>
               </w:rPr>
-              <w:t xml:space="preserve">Students deduced the Quotient Law of Indices: aᵐ ÷ aⁿ = aᵐ⁻ⁿ (for a ≠ 0). They learned that this law emerges directly from the cancellation of common factors — subtracting the exponent is a shortcut for crossing out denominator factors. They also encountered the important edge case: when m = n, the result is aº, which sets up the zero-index law to be formalised in a later lesson. Boundary condition: as with the product law, bases must be identical.</w:t>
+              <w:t xml:space="preserve">Learners deduced the Quotient Law of Indices (aᵐ ÷ aⁿ = aᵐ⁻ⁿ) from the cancellation pattern, applied it to a Uasin Gishu maize-harvest scenario, and discovered the Zero-Index Law (a⁰ = 1) as the edge case when m = n — deriving it from both the Quotient Law and ordinary arithmetic.</w:t>
             </w:r>
           </w:p>
         </w:tc>
@@ -1075,7 +1075,7 @@
                 <w:sz w:val="18"/>
                 <w:szCs w:val="18"/>
               </w:rPr>
-              <w:t xml:space="preserve">Students explained how the Quotient Law connects to the Product Law — division undoes multiplication, so subtraction of exponents undoes addition. Teacher should facilitate this connection explicitly: 'If aᵐ × aⁿ = aᵐ⁺ⁿ, what operation on exponents should division produce?' (Expected: subtraction.) Cold-call three students to apply the law to fresh problems before any written practice. Pedagogical note: the case where n &gt; m (producing negative exponents) may arise — acknowledge it as a preview of a future lesson rather than avoiding it; this keeps intellectual curiosity alive.</w:t>
+              <w:t xml:space="preserve">Learners formalised the Quotient Law in symbolic form, presented their deductions to peers, added the law and the a⁰ wonder to the Driving Question Board, and updated their cumulative Individual Index-Law Models with a Division Arrow and an a⁰ node marked with a question mark to signal ongoing inquiry.</w:t>
             </w:r>
           </w:p>
         </w:tc>
@@ -1160,7 +1160,7 @@
                 <w:sz w:val="18"/>
                 <w:szCs w:val="18"/>
               </w:rPr>
-              <w:t xml:space="preserve">Students observed a visual/numerical investigation: they expanded (2³)² step by step — first rewriting as 2³ × 2³, then expanding each factor, counting all base-2 factors to get 2⁶. They repeated with (3²)⁴ and (5¹)³. Teacher should draw a two-stage 'nesting' diagram on the board — an outer bracket and inner bracket — to make the structure visible. Connect to a Kenyan biotech context: 'A lab technician in Nairobi doubles a bacterial culture (2³ cells per dish) and then replicates the entire setup 4 times — how many cells in total?' ((2³)⁴ = 2¹² = 4,096 cells.)</w:t>
+              <w:t xml:space="preserve">Learners expanded expressions such as (2³)², (5³)², and (2¹⁰)³ by writing out every individual factor, then counted the total number of factors to express the result as a single power. They also read a Safaricom data card stating that peak M-Pesa transactions could be expressed as (10³)² and simplified it.</w:t>
             </w:r>
           </w:p>
         </w:tc>
@@ -1192,7 +1192,7 @@
                 <w:sz w:val="18"/>
                 <w:szCs w:val="18"/>
               </w:rPr>
-              <w:t xml:space="preserve">Students learned the Power-of-a-Power Law: (aᵐ)ⁿ = aᵐⁿ — when a power is raised to another power, the exponents are multiplied. They understood WHY: raising aᵐ to the power n means writing aᵐ exactly n times, each contributing m factors of a, giving m×n factors in total. They also practised distinguishing (aᵐ)ⁿ from aᵐ × aⁿ — a critical structural distinction that prevents the most common error at this stage.</w:t>
+              <w:t xml:space="preserve">When a power is raised to another power, the two exponents are multiplied: (aᵐ)ⁿ = aᵐⁿ. This is because writing aᵐ a total of n times produces m × n individual base factors. This law means (2¹⁰)³ = 2³⁰ — so 1 GB ≈ 2³⁰ bytes — without ever multiplying out the full number. All four core laws of indices (product, quotient, zero-index, power-of-a-power) are now confirmed and arise from the single idea of repeated multiplication.</w:t>
             </w:r>
           </w:p>
         </w:tc>
@@ -1224,7 +1224,7 @@
                 <w:sz w:val="18"/>
                 <w:szCs w:val="18"/>
               </w:rPr>
-              <w:t xml:space="preserve">Students explained the Power-of-a-Power Law by narrating the two-stage expansion process and connecting it to the Product Law: (aᵐ)ⁿ is simply n copies of aᵐ multiplied together, so the Product Law applied n−1 times yields aᵐⁿ. Teacher should ask: 'Is (2³)⁴ the same as 2³ × 2⁴? Prove it by expansion.' (2³)⁴ = 2¹² = 4,096; 2³ × 2⁴ = 2⁷ = 128 — clearly different. Pedagogical note: give 2 minutes of silent think time before group discussion; this prevents fast finishers from dominating and ensures all learners construct the distinction themselves.</w:t>
+              <w:t xml:space="preserve">The power-of-a-power law explains why scientists, economists, and Kenyan government planners can manipulate huge quantities — like census figures, smartphone storage sizes, or M-Pesa transaction volumes — using only small superscript numbers and simple arithmetic on those exponents. It also explains the compact notation on the anchoring phenomenon card: the superscript 7 in 4.8 × 10⁷ is not arbitrary — it belongs to a system of four interlocking laws, all provable from first principles, that make computation with very large (and very small) numbers both exact and efficient.</w:t>
             </w:r>
           </w:p>
         </w:tc>
@@ -1277,7 +1277,7 @@
                 <w:sz w:val="18"/>
                 <w:szCs w:val="18"/>
               </w:rPr>
-              <w:t xml:space="preserve">The Zero Index and Negative Indices — Extending the Pattern</w:t>
+              <w:t xml:space="preserve">Consolidating and Applying All Four Laws of Indices — Multi-Step Computations</w:t>
             </w:r>
           </w:p>
         </w:tc>
@@ -1309,7 +1309,7 @@
                 <w:sz w:val="18"/>
                 <w:szCs w:val="18"/>
               </w:rPr>
-              <w:t xml:space="preserve">Students observed a carefully constructed descending pattern using the Quotient Law: 2⁴ = 16, 2³ = 8, 2² = 4, 2¹ = 2, and then — what comes next? Teacher should write the sequence on the board, leaving 2⁰ and 2⁻¹ blank, and invite students to predict the pattern (each step divides by 2). Students then verify using the Quotient Law: 2³ ÷ 2³ = 2⁰, but also = 8÷8 = 1, so 2⁰ = 1. Extend the sequence to 2⁻¹ = ½, 2⁻² = ¼. Anchor in context: 'A mobile data plan in Mombasa halves every hour — if you start with 2⁴ MB, what do you have after 4 hours?' (2⁴ ÷ 2⁴ = 2⁰ = 1 MB.)</w:t>
+              <w:t xml:space="preserve">Learners observed that multi-step index computations — such as (3² × 3⁵) ÷ 3⁴ and ((2³)² × 2⁴) ÷ 2⁶ — require selecting and combining more than one law in a deliberate sequence, and that digital tools on the Kenya Education Cloud confirm the same answers produced by applying the laws by hand. They also observed that Kenya's 2019 census population (4.8 × 10⁷) can be projected forward by multiplying index expressions using the Product Law alone.</w:t>
             </w:r>
           </w:p>
         </w:tc>
@@ -1341,7 +1341,7 @@
                 <w:sz w:val="18"/>
                 <w:szCs w:val="18"/>
               </w:rPr>
-              <w:t xml:space="preserve">Students learned two new index laws derived from extending the Quotient Law pattern: (1) the Zero Index Law — for any non-zero base a, a⁰ = 1, because aⁿ ÷ aⁿ = aⁿ⁻ⁿ = a⁰, and any number divided by itself equals 1; and (2) Negative Indices — a⁻ⁿ = 1/aⁿ, because the descending pattern and the Quotient Law both demand it. Students learned that these are not arbitrary definitions but logical extensions of the same rules already established. Boundary condition: 0⁰ is undefined — flag this clearly.</w:t>
+              <w:t xml:space="preserve">The four laws of indices — Product (aᵐ × aⁿ = aᵐ⁺ⁿ), Quotient (aᵐ ÷ aⁿ = aᵐ⁻ⁿ), Zero-Index (a⁰ = 1), and Power-of-a-Power ((aᵐ)ⁿ = aᵐⁿ) — form a coherent toolkit that can be combined in sequence to simplify any multi-step index expression. The Power-of-a-Power Law must be resolved before the Product or Quotient Law when it appears inside brackets. Expressing answers in index form keeps computations compact and comparable, exactly as scientists, journalists and government planners in Kenya require.</w:t>
             </w:r>
           </w:p>
         </w:tc>
@@ -1373,7 +1373,7 @@
                 <w:sz w:val="18"/>
                 <w:szCs w:val="18"/>
               </w:rPr>
-              <w:t xml:space="preserve">Students explained the Zero Index Law and negative indices by tracing them back to the Quotient Law, demonstrating that no new rules are needed — only consistent application of existing ones. Teacher should prompt: 'Did we invent a new rule today, or did the rules we already know force us to accept a⁰ = 1?' (Expected: the rules forced us.) This builds the meta-mathematical insight that mathematics is internally consistent. Pedagogical note: some students find a⁰ = 1 counterintuitive ('multiplying nothing should give nothing'). Counter with the Quotient Law proof — do not simply assert the result.</w:t>
+              <w:t xml:space="preserve">The original phenomenon asked why a small superscript number like '7' in 4.8 × 10⁷ is so powerful for computation. This lesson demonstrates the full answer: the four laws make it possible not just to write large numbers compactly but to multiply, divide, and raise them to powers without ever expanding the full number. When Kenya's population is projected to grow by a factor of 10², the answer 4.8 × 10⁹ is reached in one step using the Product Law — exactly the kind of efficient, unambiguous computation that makes index notation indispensable for anyone working with national-scale data.</w:t>
             </w:r>
           </w:p>
         </w:tc>
@@ -1458,7 +1458,7 @@
                 <w:sz w:val="18"/>
                 <w:szCs w:val="18"/>
               </w:rPr>
-              <w:t xml:space="preserve">Students observed a curated set of authentic Kenyan data sets presented as index-form quantities: (a) Kenya's GDP ≈ 10¹¹ USD; (b) the diameter of a red blood cell ≈ 8×10⁻⁶ m as used by a Nairobi Hospital pathologist; (c) a Kericho tea-farm's compound yield modelled as 1.05¹⁰ (approximately 1.63, meaning 63% growth over 10 seasons); (d) a mobile money transfer of 10⁵ KES split into 10² equal payments. Teacher should present each scenario as a problem card and have student groups identify which index law applies before calculating.</w:t>
+              <w:t xml:space="preserve">Learners observed two real Kenyan data pairs projected side by side: (1) Kenya's 2019 census population written in full (47,564,296) next to its index approximation (4.8 × 10⁷), and (2) Kenya's 2023/24 national budget written in full (KSh 3,682,000,000,000) next to its index form (≈ 3.7 × 10¹²). Learners also observed group solution posters showing step-by-step index-law computations applied to the budget, ICT storage, and athletics contexts, and noted which laws were invoked at each step.</w:t>
             </w:r>
           </w:p>
         </w:tc>
@@ -1490,7 +1490,7 @@
                 <w:sz w:val="18"/>
                 <w:szCs w:val="18"/>
               </w:rPr>
-              <w:t xml:space="preserve">Students learned that the four laws of indices — Product Law (aᵐ×aⁿ = aᵐ⁺ⁿ), Quotient Law (aᵐ÷aⁿ = aᵐ⁻ⁿ), Power-of-a-Power Law ((aᵐ)ⁿ = aᵐⁿ), and Zero Index Law (a⁰ = 1) — are not abstract classroom rules but practical tools used by Kenyan scientists, economists, farmers, and healthcare workers to manage and compute with very large and very small numbers efficiently. They practised selecting the correct law, applying it, and interpreting the result in context.</w:t>
+              <w:t xml:space="preserve">Learners learned that the four laws of indices (product, quotient, power of a power, zero index) are not abstract rules but practical tools used by Kenyan government planners, ICT technicians, and sports scientists to compress, compare and compute with very large and very small numbers efficiently. Specifically: the quotient law (subtract exponents) allows a journalist to calculate budget-per-person directly from standard-form figures; the product law (add exponents) allows an ICT manager to total hard-drive capacities without expanding to ordinary form; the zero-index rule (a⁰ = 1 for any a ≠ 0) means a scaling factor of 1 — no change — is captured elegantly as (10¹)⁰. Learners also refined their Driving Question Board by moving remaining 'Still not sure' questions to 'What we now know' and authored personal consensus statements explaining why the tiny superscript number is so powerful.</w:t>
             </w:r>
           </w:p>
         </w:tc>
@@ -1522,7 +1522,7 @@
                 <w:sz w:val="18"/>
                 <w:szCs w:val="18"/>
               </w:rPr>
-              <w:t xml:space="preserve">Students explained their reasoning for each scenario to the class, justifying which law was selected and why. Teacher should insist on full verbal justification: 'Tell me the law you used and why it applies here — not just the answer.' After each group presentation, the class updates the Driving Question Board (DQB) to record which part of the driving question that scenario answered. Pedagogical note: this lesson is as much about mathematical communication and contextual reasoning as it is about computation — award equal credit for explanation quality and numerical accuracy.</w:t>
+              <w:t xml:space="preserve">Learners explained that scientists, economists and farmers use index (standard) form because it compresses unwieldy numbers into a compact base-and-exponent structure that follows four surprisingly neat rules — the laws of indices. These laws mean that multiplying two index expressions (same base) requires only adding two small integers, dividing requires only subtracting them, raising a power to a power requires multiplying them, and any base raised to zero always equals exactly 1. The anchoring phenomenon — the census figure 4.8 × 10⁷ — is powerful not just because it is shorter to write, but because the exponent 7 participates directly and predictably in arithmetic through these laws, making complex computations (such as finding Kenya's budget allocation per citizen) rapid, unambiguous and easy to verify.</w:t>
             </w:r>
           </w:p>
         </w:tc>
@@ -1607,7 +1607,7 @@
                 <w:sz w:val="18"/>
                 <w:szCs w:val="18"/>
               </w:rPr>
-              <w:t xml:space="preserve">Students observed their own accumulated work — notes, DQB entries, model diagrams, and worked examples from Lessons 1–7 — laid out as a complete record of learning. Teacher facilitates a 'museum walk': student pairs circulate to three posted anchor charts (one per major law cluster) and add one sticky note confirming, extending, or questioning each chart. This structured observation allows students to see the full landscape of index laws as a coherent, connected system rather than a list of isolated rules.</w:t>
+              <w:t xml:space="preserve">Learners revisited the two anchoring-phenomenon cards (47,564,296 vs. 4.8 × 10⁷) displayed since Lesson 1, and conducted a gallery walk of seven Evidence Cards — one per previous lesson — showing Kenyan numerical examples of each index law, including census data, maize-yield ratios, tea-estate calculations, national-debt figures, and cell-biology measurements.</w:t>
             </w:r>
           </w:p>
         </w:tc>
@@ -1639,7 +1639,7 @@
                 <w:sz w:val="18"/>
                 <w:szCs w:val="18"/>
               </w:rPr>
-              <w:t xml:space="preserve">Students consolidated all four index laws into a unified 'Index Laws Map': multiplication → add exponents (aᵐ×aⁿ = aᵐ⁺ⁿ); division → subtract exponents (aᵐ÷aⁿ = aᵐ⁻ⁿ); power of a power → multiply exponents ((aᵐ)ⁿ = aᵐⁿ); zero index → result is always 1 (a⁰ = 1); negative index → reciprocal power (a⁻ⁿ = 1/aⁿ). They learned that all five results are logically connected — each one derivable from the definition of repeated multiplication — and that index notation is a universal shorthand valued across disciplines because it reduces cognitive load and computational error.</w:t>
+              <w:t xml:space="preserve">Learners consolidated all four laws of indices (multiplication: aᵐ × aⁿ = aᵐ⁺ⁿ; division: aᵐ ÷ aⁿ = aᵐ⁻ⁿ; power of a power: (aᵐ)ⁿ = aᵐⁿ; zero index: a⁰ = 1) and demonstrated that each law follows necessarily from the meaning of repeated multiplication — so the superscript '7' in 4.8 × 10⁷ is not an arbitrary shortcut but a precise instruction that participates in a consistent, powerful rule system.</w:t>
             </w:r>
           </w:p>
         </w:tc>
@@ -1671,7 +1671,7 @@
                 <w:sz w:val="18"/>
                 <w:szCs w:val="18"/>
               </w:rPr>
-              <w:t xml:space="preserve">Students produced a final written explanation — their portfolio assessment piece — answering the driving question in full: 'Why do scientists, economists and farmers use small superscript numbers, and what rules make them powerful for computation?' Each student's response should cite at least two Kenyan real-world examples, state all four laws symbolically and in words, and include one worked multi-step problem. Teacher should use a co-constructed rubric (clarity of explanation, correct use of laws, quality of real-world connection) to assess. Pedagogical note: the portfolio response doubles as a revision resource — encourage students to keep it with their Index Laws Map as a study tool for end-of-strand assessments.</w:t>
+              <w:t xml:space="preserve">Learners constructed an individual Index Laws Map synthesising all four laws with algebraic rules, repeated-multiplication reasoning, Kenyan numerical examples, and real-life Kenyan applications; completed a class written portfolio task assessing all four Specific Learning Outcomes including a written paragraph explaining the anchoring phenomenon to a novice; and wrote a self-reflection comparing their Lesson 1 prediction with their final evidence-based understanding.</w:t>
             </w:r>
           </w:p>
         </w:tc>
@@ -1795,7 +1795,7 @@
         </w:rPr>
         <w:t xml:space="preserve">© 2026 SeaVuria and ARES. This work is licensed under a </w:t>
       </w:r>
-      <w:hyperlink w:history="1" r:id="rIdv9iu3uoweizvralcykh8t">
+      <w:hyperlink w:history="1" r:id="rIdp7fc2hzq_sk30dxnxuhkj">
         <w:r>
           <w:rPr>
             <w:rFonts w:ascii="Arial" w:cs="Arial" w:eastAsia="Arial" w:hAnsi="Arial"/>
@@ -1815,7 +1815,7 @@
         </w:rPr>
         <w:t xml:space="preserve"> (</w:t>
       </w:r>
-      <w:hyperlink w:history="1" r:id="rIdzaq-nisl6aajwuqjtovrb">
+      <w:hyperlink w:history="1" r:id="rIdgf2geezdpfjnxwa5td6gc">
         <w:r>
           <w:rPr>
             <w:rFonts w:ascii="Arial" w:cs="Arial" w:eastAsia="Arial" w:hAnsi="Arial"/>
@@ -1835,7 +1835,7 @@
         </w:rPr>
         <w:t xml:space="preserve">). To view a copy of this license, visit </w:t>
       </w:r>
-      <w:hyperlink w:history="1" r:id="rIdafveetrprjy0-pn6lqeg-">
+      <w:hyperlink w:history="1" r:id="rIdhnuntdukzskbvc8voefxa">
         <w:r>
           <w:rPr>
             <w:rFonts w:ascii="Arial" w:cs="Arial" w:eastAsia="Arial" w:hAnsi="Arial"/>

--- a/data/outputs/v2/Essential_Mathematics/SS1.2_Indices/Essential_Mathematics_Indices_SummaryTable.docx
+++ b/data/outputs/v2/Essential_Mathematics/SS1.2_Indices/Essential_Mathematics_Indices_SummaryTable.docx
@@ -1795,7 +1795,7 @@
         </w:rPr>
         <w:t xml:space="preserve">© 2026 SeaVuria and ARES. This work is licensed under a </w:t>
       </w:r>
-      <w:hyperlink w:history="1" r:id="rIdp7fc2hzq_sk30dxnxuhkj">
+      <w:hyperlink w:history="1" r:id="rIdew9ipoewg6guh2xbkeqmi">
         <w:r>
           <w:rPr>
             <w:rFonts w:ascii="Arial" w:cs="Arial" w:eastAsia="Arial" w:hAnsi="Arial"/>
@@ -1815,7 +1815,7 @@
         </w:rPr>
         <w:t xml:space="preserve"> (</w:t>
       </w:r>
-      <w:hyperlink w:history="1" r:id="rIdgf2geezdpfjnxwa5td6gc">
+      <w:hyperlink w:history="1" r:id="rIdolglfwpivtb2amoc92qst">
         <w:r>
           <w:rPr>
             <w:rFonts w:ascii="Arial" w:cs="Arial" w:eastAsia="Arial" w:hAnsi="Arial"/>
@@ -1835,7 +1835,7 @@
         </w:rPr>
         <w:t xml:space="preserve">). To view a copy of this license, visit </w:t>
       </w:r>
-      <w:hyperlink w:history="1" r:id="rIdhnuntdukzskbvc8voefxa">
+      <w:hyperlink w:history="1" r:id="rIdhja2q4saabvhuvtsaqgwx">
         <w:r>
           <w:rPr>
             <w:rFonts w:ascii="Arial" w:cs="Arial" w:eastAsia="Arial" w:hAnsi="Arial"/>

--- a/data/outputs/v2/Essential_Mathematics/SS1.2_Indices/Essential_Mathematics_Indices_SummaryTable.docx
+++ b/data/outputs/v2/Essential_Mathematics/SS1.2_Indices/Essential_Mathematics_Indices_SummaryTable.docx
@@ -1795,7 +1795,7 @@
         </w:rPr>
         <w:t xml:space="preserve">© 2026 SeaVuria and ARES. This work is licensed under a </w:t>
       </w:r>
-      <w:hyperlink w:history="1" r:id="rIdew9ipoewg6guh2xbkeqmi">
+      <w:hyperlink w:history="1" r:id="rId3gueywzosedueqbivrj6w">
         <w:r>
           <w:rPr>
             <w:rFonts w:ascii="Arial" w:cs="Arial" w:eastAsia="Arial" w:hAnsi="Arial"/>
@@ -1815,7 +1815,7 @@
         </w:rPr>
         <w:t xml:space="preserve"> (</w:t>
       </w:r>
-      <w:hyperlink w:history="1" r:id="rIdolglfwpivtb2amoc92qst">
+      <w:hyperlink w:history="1" r:id="rIdp6t3v8zvrjigsh6snnl8a">
         <w:r>
           <w:rPr>
             <w:rFonts w:ascii="Arial" w:cs="Arial" w:eastAsia="Arial" w:hAnsi="Arial"/>
@@ -1835,7 +1835,7 @@
         </w:rPr>
         <w:t xml:space="preserve">). To view a copy of this license, visit </w:t>
       </w:r>
-      <w:hyperlink w:history="1" r:id="rIdhja2q4saabvhuvtsaqgwx">
+      <w:hyperlink w:history="1" r:id="rIdi6jbapmvip76vydvm9kgm">
         <w:r>
           <w:rPr>
             <w:rFonts w:ascii="Arial" w:cs="Arial" w:eastAsia="Arial" w:hAnsi="Arial"/>

--- a/data/outputs/v2/Essential_Mathematics/SS1.2_Indices/Essential_Mathematics_Indices_SummaryTable.docx
+++ b/data/outputs/v2/Essential_Mathematics/SS1.2_Indices/Essential_Mathematics_Indices_SummaryTable.docx
@@ -1795,7 +1795,7 @@
         </w:rPr>
         <w:t xml:space="preserve">© 2026 SeaVuria and ARES. This work is licensed under a </w:t>
       </w:r>
-      <w:hyperlink w:history="1" r:id="rId3gueywzosedueqbivrj6w">
+      <w:hyperlink w:history="1" r:id="rIdlquqg9m2cpcunkg7fc640">
         <w:r>
           <w:rPr>
             <w:rFonts w:ascii="Arial" w:cs="Arial" w:eastAsia="Arial" w:hAnsi="Arial"/>
@@ -1815,7 +1815,7 @@
         </w:rPr>
         <w:t xml:space="preserve"> (</w:t>
       </w:r>
-      <w:hyperlink w:history="1" r:id="rIdp6t3v8zvrjigsh6snnl8a">
+      <w:hyperlink w:history="1" r:id="rIdudobfzjjfvfvmyv2th0zw">
         <w:r>
           <w:rPr>
             <w:rFonts w:ascii="Arial" w:cs="Arial" w:eastAsia="Arial" w:hAnsi="Arial"/>
@@ -1835,7 +1835,7 @@
         </w:rPr>
         <w:t xml:space="preserve">). To view a copy of this license, visit </w:t>
       </w:r>
-      <w:hyperlink w:history="1" r:id="rIdi6jbapmvip76vydvm9kgm">
+      <w:hyperlink w:history="1" r:id="rId-uv9texe5itcwcrikikkw">
         <w:r>
           <w:rPr>
             <w:rFonts w:ascii="Arial" w:cs="Arial" w:eastAsia="Arial" w:hAnsi="Arial"/>

--- a/data/outputs/v2/Essential_Mathematics/SS1.2_Indices/Essential_Mathematics_Indices_SummaryTable.docx
+++ b/data/outputs/v2/Essential_Mathematics/SS1.2_Indices/Essential_Mathematics_Indices_SummaryTable.docx
@@ -1795,7 +1795,7 @@
         </w:rPr>
         <w:t xml:space="preserve">© 2026 SeaVuria and ARES. This work is licensed under a </w:t>
       </w:r>
-      <w:hyperlink w:history="1" r:id="rIdlquqg9m2cpcunkg7fc640">
+      <w:hyperlink w:history="1" r:id="rId0509ocqqpj8iq7v4dxqwh">
         <w:r>
           <w:rPr>
             <w:rFonts w:ascii="Arial" w:cs="Arial" w:eastAsia="Arial" w:hAnsi="Arial"/>
@@ -1815,7 +1815,7 @@
         </w:rPr>
         <w:t xml:space="preserve"> (</w:t>
       </w:r>
-      <w:hyperlink w:history="1" r:id="rIdudobfzjjfvfvmyv2th0zw">
+      <w:hyperlink w:history="1" r:id="rIdbpzxbfmf3xd-zrlkljor0">
         <w:r>
           <w:rPr>
             <w:rFonts w:ascii="Arial" w:cs="Arial" w:eastAsia="Arial" w:hAnsi="Arial"/>
@@ -1835,7 +1835,7 @@
         </w:rPr>
         <w:t xml:space="preserve">). To view a copy of this license, visit </w:t>
       </w:r>
-      <w:hyperlink w:history="1" r:id="rId-uv9texe5itcwcrikikkw">
+      <w:hyperlink w:history="1" r:id="rIdm7yduj0izftvnj4jqsw4o">
         <w:r>
           <w:rPr>
             <w:rFonts w:ascii="Arial" w:cs="Arial" w:eastAsia="Arial" w:hAnsi="Arial"/>

--- a/data/outputs/v2/Essential_Mathematics/SS1.2_Indices/Essential_Mathematics_Indices_SummaryTable.docx
+++ b/data/outputs/v2/Essential_Mathematics/SS1.2_Indices/Essential_Mathematics_Indices_SummaryTable.docx
@@ -4,6 +4,7 @@
   <w:body>
     <w:p>
       <w:pPr>
+        <w:keepNext w:val="false"/>
         <w:spacing w:after="30" w:before="0"/>
         <w:jc w:val="center"/>
       </w:pPr>
@@ -23,6 +24,7 @@
     </w:p>
     <w:p>
       <w:pPr>
+        <w:keepNext w:val="false"/>
         <w:spacing w:after="60" w:before="0"/>
         <w:jc w:val="center"/>
       </w:pPr>
@@ -81,6 +83,7 @@
           </w:tcPr>
           <w:p>
             <w:pPr>
+              <w:keepNext w:val="false"/>
               <w:spacing w:after="40" w:before="0"/>
               <w:jc w:val="center"/>
             </w:pPr>
@@ -115,6 +118,7 @@
           </w:tcPr>
           <w:p>
             <w:pPr>
+              <w:keepNext w:val="false"/>
               <w:spacing w:after="40" w:before="0"/>
               <w:jc w:val="left"/>
             </w:pPr>
@@ -147,6 +151,7 @@
           </w:tcPr>
           <w:p>
             <w:pPr>
+              <w:keepNext w:val="false"/>
               <w:spacing w:after="40" w:before="0"/>
               <w:jc w:val="left"/>
             </w:pPr>
@@ -181,6 +186,7 @@
           </w:tcPr>
           <w:p>
             <w:pPr>
+              <w:keepNext w:val="false"/>
               <w:spacing w:after="40" w:before="0"/>
               <w:jc w:val="left"/>
             </w:pPr>
@@ -213,6 +219,7 @@
           </w:tcPr>
           <w:p>
             <w:pPr>
+              <w:keepNext w:val="false"/>
               <w:spacing w:after="40" w:before="0"/>
               <w:jc w:val="left"/>
             </w:pPr>
@@ -273,6 +280,7 @@
           </w:tcPr>
           <w:p>
             <w:pPr>
+              <w:keepNext w:val="false"/>
               <w:spacing w:after="40" w:before="0"/>
               <w:jc w:val="center"/>
             </w:pPr>
@@ -307,6 +315,7 @@
           </w:tcPr>
           <w:p>
             <w:pPr>
+              <w:keepNext w:val="false"/>
               <w:spacing w:after="40" w:before="0"/>
               <w:jc w:val="left"/>
             </w:pPr>
@@ -369,6 +378,7 @@
           </w:tcPr>
           <w:p>
             <w:pPr>
+              <w:keepNext w:val="false"/>
               <w:spacing w:after="40" w:before="0"/>
               <w:jc w:val="left"/>
             </w:pPr>
@@ -401,6 +411,7 @@
           </w:tcPr>
           <w:p>
             <w:pPr>
+              <w:keepNext w:val="false"/>
               <w:spacing w:after="40" w:before="0"/>
               <w:jc w:val="left"/>
             </w:pPr>
@@ -433,6 +444,7 @@
           </w:tcPr>
           <w:p>
             <w:pPr>
+              <w:keepNext w:val="false"/>
               <w:spacing w:after="40" w:before="0"/>
               <w:jc w:val="left"/>
             </w:pPr>
@@ -465,6 +477,7 @@
           </w:tcPr>
           <w:p>
             <w:pPr>
+              <w:keepNext w:val="false"/>
               <w:spacing w:after="40" w:before="0"/>
               <w:jc w:val="left"/>
             </w:pPr>
@@ -499,6 +512,7 @@
           </w:tcPr>
           <w:p>
             <w:pPr>
+              <w:keepNext w:val="false"/>
               <w:spacing w:after="40" w:before="0"/>
               <w:jc w:val="left"/>
             </w:pPr>
@@ -518,6 +532,7 @@
           </w:p>
           <w:p>
             <w:pPr>
+              <w:keepNext w:val="false"/>
               <w:spacing w:after="40" w:before="0"/>
               <w:jc w:val="left"/>
             </w:pPr>
@@ -550,6 +565,7 @@
           </w:tcPr>
           <w:p>
             <w:pPr>
+              <w:keepNext w:val="false"/>
               <w:spacing w:after="40" w:before="0"/>
               <w:jc w:val="left"/>
             </w:pPr>
@@ -582,6 +598,7 @@
           </w:tcPr>
           <w:p>
             <w:pPr>
+              <w:keepNext w:val="false"/>
               <w:spacing w:after="40" w:before="0"/>
               <w:jc w:val="left"/>
             </w:pPr>
@@ -614,6 +631,7 @@
           </w:tcPr>
           <w:p>
             <w:pPr>
+              <w:keepNext w:val="false"/>
               <w:spacing w:after="40" w:before="0"/>
               <w:jc w:val="left"/>
             </w:pPr>
@@ -648,6 +666,7 @@
           </w:tcPr>
           <w:p>
             <w:pPr>
+              <w:keepNext w:val="false"/>
               <w:spacing w:after="40" w:before="0"/>
               <w:jc w:val="left"/>
             </w:pPr>
@@ -667,6 +686,7 @@
           </w:p>
           <w:p>
             <w:pPr>
+              <w:keepNext w:val="false"/>
               <w:spacing w:after="40" w:before="0"/>
               <w:jc w:val="left"/>
             </w:pPr>
@@ -699,6 +719,7 @@
           </w:tcPr>
           <w:p>
             <w:pPr>
+              <w:keepNext w:val="false"/>
               <w:spacing w:after="40" w:before="0"/>
               <w:jc w:val="left"/>
             </w:pPr>
@@ -731,6 +752,7 @@
           </w:tcPr>
           <w:p>
             <w:pPr>
+              <w:keepNext w:val="false"/>
               <w:spacing w:after="40" w:before="0"/>
               <w:jc w:val="left"/>
             </w:pPr>
@@ -763,6 +785,7 @@
           </w:tcPr>
           <w:p>
             <w:pPr>
+              <w:keepNext w:val="false"/>
               <w:spacing w:after="40" w:before="0"/>
               <w:jc w:val="left"/>
             </w:pPr>
@@ -797,6 +820,7 @@
           </w:tcPr>
           <w:p>
             <w:pPr>
+              <w:keepNext w:val="false"/>
               <w:spacing w:after="40" w:before="0"/>
               <w:jc w:val="left"/>
             </w:pPr>
@@ -816,6 +840,7 @@
           </w:p>
           <w:p>
             <w:pPr>
+              <w:keepNext w:val="false"/>
               <w:spacing w:after="40" w:before="0"/>
               <w:jc w:val="left"/>
             </w:pPr>
@@ -848,6 +873,7 @@
           </w:tcPr>
           <w:p>
             <w:pPr>
+              <w:keepNext w:val="false"/>
               <w:spacing w:after="40" w:before="0"/>
               <w:jc w:val="left"/>
             </w:pPr>
@@ -880,6 +906,7 @@
           </w:tcPr>
           <w:p>
             <w:pPr>
+              <w:keepNext w:val="false"/>
               <w:spacing w:after="40" w:before="0"/>
               <w:jc w:val="left"/>
             </w:pPr>
@@ -912,6 +939,7 @@
           </w:tcPr>
           <w:p>
             <w:pPr>
+              <w:keepNext w:val="false"/>
               <w:spacing w:after="40" w:before="0"/>
               <w:jc w:val="left"/>
             </w:pPr>
@@ -946,6 +974,7 @@
           </w:tcPr>
           <w:p>
             <w:pPr>
+              <w:keepNext w:val="false"/>
               <w:spacing w:after="40" w:before="0"/>
               <w:jc w:val="left"/>
             </w:pPr>
@@ -965,6 +994,7 @@
           </w:p>
           <w:p>
             <w:pPr>
+              <w:keepNext w:val="false"/>
               <w:spacing w:after="40" w:before="0"/>
               <w:jc w:val="left"/>
             </w:pPr>
@@ -997,6 +1027,7 @@
           </w:tcPr>
           <w:p>
             <w:pPr>
+              <w:keepNext w:val="false"/>
               <w:spacing w:after="40" w:before="0"/>
               <w:jc w:val="left"/>
             </w:pPr>
@@ -1029,6 +1060,7 @@
           </w:tcPr>
           <w:p>
             <w:pPr>
+              <w:keepNext w:val="false"/>
               <w:spacing w:after="40" w:before="0"/>
               <w:jc w:val="left"/>
             </w:pPr>
@@ -1061,6 +1093,7 @@
           </w:tcPr>
           <w:p>
             <w:pPr>
+              <w:keepNext w:val="false"/>
               <w:spacing w:after="40" w:before="0"/>
               <w:jc w:val="left"/>
             </w:pPr>
@@ -1095,6 +1128,7 @@
           </w:tcPr>
           <w:p>
             <w:pPr>
+              <w:keepNext w:val="false"/>
               <w:spacing w:after="40" w:before="0"/>
               <w:jc w:val="left"/>
             </w:pPr>
@@ -1114,6 +1148,7 @@
           </w:p>
           <w:p>
             <w:pPr>
+              <w:keepNext w:val="false"/>
               <w:spacing w:after="40" w:before="0"/>
               <w:jc w:val="left"/>
             </w:pPr>
@@ -1146,6 +1181,7 @@
           </w:tcPr>
           <w:p>
             <w:pPr>
+              <w:keepNext w:val="false"/>
               <w:spacing w:after="40" w:before="0"/>
               <w:jc w:val="left"/>
             </w:pPr>
@@ -1178,6 +1214,7 @@
           </w:tcPr>
           <w:p>
             <w:pPr>
+              <w:keepNext w:val="false"/>
               <w:spacing w:after="40" w:before="0"/>
               <w:jc w:val="left"/>
             </w:pPr>
@@ -1210,6 +1247,7 @@
           </w:tcPr>
           <w:p>
             <w:pPr>
+              <w:keepNext w:val="false"/>
               <w:spacing w:after="40" w:before="0"/>
               <w:jc w:val="left"/>
             </w:pPr>
@@ -1244,6 +1282,7 @@
           </w:tcPr>
           <w:p>
             <w:pPr>
+              <w:keepNext w:val="false"/>
               <w:spacing w:after="40" w:before="0"/>
               <w:jc w:val="left"/>
             </w:pPr>
@@ -1263,6 +1302,7 @@
           </w:p>
           <w:p>
             <w:pPr>
+              <w:keepNext w:val="false"/>
               <w:spacing w:after="40" w:before="0"/>
               <w:jc w:val="left"/>
             </w:pPr>
@@ -1295,6 +1335,7 @@
           </w:tcPr>
           <w:p>
             <w:pPr>
+              <w:keepNext w:val="false"/>
               <w:spacing w:after="40" w:before="0"/>
               <w:jc w:val="left"/>
             </w:pPr>
@@ -1327,6 +1368,7 @@
           </w:tcPr>
           <w:p>
             <w:pPr>
+              <w:keepNext w:val="false"/>
               <w:spacing w:after="40" w:before="0"/>
               <w:jc w:val="left"/>
             </w:pPr>
@@ -1359,6 +1401,7 @@
           </w:tcPr>
           <w:p>
             <w:pPr>
+              <w:keepNext w:val="false"/>
               <w:spacing w:after="40" w:before="0"/>
               <w:jc w:val="left"/>
             </w:pPr>
@@ -1393,6 +1436,7 @@
           </w:tcPr>
           <w:p>
             <w:pPr>
+              <w:keepNext w:val="false"/>
               <w:spacing w:after="40" w:before="0"/>
               <w:jc w:val="left"/>
             </w:pPr>
@@ -1412,6 +1456,7 @@
           </w:p>
           <w:p>
             <w:pPr>
+              <w:keepNext w:val="false"/>
               <w:spacing w:after="40" w:before="0"/>
               <w:jc w:val="left"/>
             </w:pPr>
@@ -1444,6 +1489,7 @@
           </w:tcPr>
           <w:p>
             <w:pPr>
+              <w:keepNext w:val="false"/>
               <w:spacing w:after="40" w:before="0"/>
               <w:jc w:val="left"/>
             </w:pPr>
@@ -1476,6 +1522,7 @@
           </w:tcPr>
           <w:p>
             <w:pPr>
+              <w:keepNext w:val="false"/>
               <w:spacing w:after="40" w:before="0"/>
               <w:jc w:val="left"/>
             </w:pPr>
@@ -1508,6 +1555,7 @@
           </w:tcPr>
           <w:p>
             <w:pPr>
+              <w:keepNext w:val="false"/>
               <w:spacing w:after="40" w:before="0"/>
               <w:jc w:val="left"/>
             </w:pPr>
@@ -1542,6 +1590,7 @@
           </w:tcPr>
           <w:p>
             <w:pPr>
+              <w:keepNext w:val="false"/>
               <w:spacing w:after="40" w:before="0"/>
               <w:jc w:val="left"/>
             </w:pPr>
@@ -1561,6 +1610,7 @@
           </w:p>
           <w:p>
             <w:pPr>
+              <w:keepNext w:val="false"/>
               <w:spacing w:after="40" w:before="0"/>
               <w:jc w:val="left"/>
             </w:pPr>
@@ -1593,6 +1643,7 @@
           </w:tcPr>
           <w:p>
             <w:pPr>
+              <w:keepNext w:val="false"/>
               <w:spacing w:after="40" w:before="0"/>
               <w:jc w:val="left"/>
             </w:pPr>
@@ -1625,6 +1676,7 @@
           </w:tcPr>
           <w:p>
             <w:pPr>
+              <w:keepNext w:val="false"/>
               <w:spacing w:after="40" w:before="0"/>
               <w:jc w:val="left"/>
             </w:pPr>
@@ -1657,6 +1709,7 @@
           </w:tcPr>
           <w:p>
             <w:pPr>
+              <w:keepNext w:val="false"/>
               <w:spacing w:after="40" w:before="0"/>
               <w:jc w:val="left"/>
             </w:pPr>
@@ -1795,7 +1848,7 @@
         </w:rPr>
         <w:t xml:space="preserve">© 2026 SeaVuria and ARES. This work is licensed under a </w:t>
       </w:r>
-      <w:hyperlink w:history="1" r:id="rId0509ocqqpj8iq7v4dxqwh">
+      <w:hyperlink w:history="1" r:id="rIdzhvnqt3v1s6rabllb5jpo">
         <w:r>
           <w:rPr>
             <w:rFonts w:ascii="Arial" w:cs="Arial" w:eastAsia="Arial" w:hAnsi="Arial"/>
@@ -1815,7 +1868,7 @@
         </w:rPr>
         <w:t xml:space="preserve"> (</w:t>
       </w:r>
-      <w:hyperlink w:history="1" r:id="rIdbpzxbfmf3xd-zrlkljor0">
+      <w:hyperlink w:history="1" r:id="rId7jniz2kvocu5gjyauibvo">
         <w:r>
           <w:rPr>
             <w:rFonts w:ascii="Arial" w:cs="Arial" w:eastAsia="Arial" w:hAnsi="Arial"/>
@@ -1835,7 +1888,7 @@
         </w:rPr>
         <w:t xml:space="preserve">). To view a copy of this license, visit </w:t>
       </w:r>
-      <w:hyperlink w:history="1" r:id="rIdm7yduj0izftvnj4jqsw4o">
+      <w:hyperlink w:history="1" r:id="rIds9hdbhrwcyc8xefxlixrf">
         <w:r>
           <w:rPr>
             <w:rFonts w:ascii="Arial" w:cs="Arial" w:eastAsia="Arial" w:hAnsi="Arial"/>

--- a/data/outputs/v2/Essential_Mathematics/SS1.2_Indices/Essential_Mathematics_Indices_SummaryTable.docx
+++ b/data/outputs/v2/Essential_Mathematics/SS1.2_Indices/Essential_Mathematics_Indices_SummaryTable.docx
@@ -1848,7 +1848,7 @@
         </w:rPr>
         <w:t xml:space="preserve">© 2026 SeaVuria and ARES. This work is licensed under a </w:t>
       </w:r>
-      <w:hyperlink w:history="1" r:id="rIdzhvnqt3v1s6rabllb5jpo">
+      <w:hyperlink w:history="1" r:id="rId5lv-hixvgprak1y8kapsu">
         <w:r>
           <w:rPr>
             <w:rFonts w:ascii="Arial" w:cs="Arial" w:eastAsia="Arial" w:hAnsi="Arial"/>
@@ -1868,7 +1868,7 @@
         </w:rPr>
         <w:t xml:space="preserve"> (</w:t>
       </w:r>
-      <w:hyperlink w:history="1" r:id="rId7jniz2kvocu5gjyauibvo">
+      <w:hyperlink w:history="1" r:id="rId9euonxv0odowbk2ah-s1_">
         <w:r>
           <w:rPr>
             <w:rFonts w:ascii="Arial" w:cs="Arial" w:eastAsia="Arial" w:hAnsi="Arial"/>
@@ -1888,7 +1888,7 @@
         </w:rPr>
         <w:t xml:space="preserve">). To view a copy of this license, visit </w:t>
       </w:r>
-      <w:hyperlink w:history="1" r:id="rIds9hdbhrwcyc8xefxlixrf">
+      <w:hyperlink w:history="1" r:id="rId006dolnncrmq3uqsf9ccr">
         <w:r>
           <w:rPr>
             <w:rFonts w:ascii="Arial" w:cs="Arial" w:eastAsia="Arial" w:hAnsi="Arial"/>
